--- a/Lab2 отчёт.docx
+++ b/Lab2 отчёт.docx
@@ -473,7 +473,25 @@
           <w:sz w:val="24"/>
           <w:szCs w:val="24"/>
         </w:rPr>
-        <w:t>:………………………………………………………………….3</w:t>
+        <w:t>:……………………………………………………………</w:t>
+      </w:r>
+      <w:proofErr w:type="gramStart"/>
+      <w:r>
+        <w:rPr>
+          <w:rFonts w:ascii="Times New Roman" w:hAnsi="Times New Roman" w:cs="Times New Roman"/>
+          <w:sz w:val="24"/>
+          <w:szCs w:val="24"/>
+        </w:rPr>
+        <w:t>…….</w:t>
+      </w:r>
+      <w:proofErr w:type="gramEnd"/>
+      <w:r>
+        <w:rPr>
+          <w:rFonts w:ascii="Times New Roman" w:hAnsi="Times New Roman" w:cs="Times New Roman"/>
+          <w:sz w:val="24"/>
+          <w:szCs w:val="24"/>
+        </w:rPr>
+        <w:t>3</w:t>
       </w:r>
     </w:p>
     <w:p>
@@ -499,7 +517,27 @@
           <w:szCs w:val="28"/>
           <w:lang w:eastAsia="ru-RU"/>
         </w:rPr>
-        <w:t>:………………………………………………………………………….3</w:t>
+        <w:t>:……………………………………………………………………</w:t>
+      </w:r>
+      <w:proofErr w:type="gramStart"/>
+      <w:r>
+        <w:rPr>
+          <w:rFonts w:ascii="Times New Roman" w:eastAsia="Times New Roman" w:hAnsi="Times New Roman" w:cs="Times New Roman"/>
+          <w:sz w:val="28"/>
+          <w:szCs w:val="28"/>
+          <w:lang w:eastAsia="ru-RU"/>
+        </w:rPr>
+        <w:t>…….</w:t>
+      </w:r>
+      <w:proofErr w:type="gramEnd"/>
+      <w:r>
+        <w:rPr>
+          <w:rFonts w:ascii="Times New Roman" w:eastAsia="Times New Roman" w:hAnsi="Times New Roman" w:cs="Times New Roman"/>
+          <w:sz w:val="28"/>
+          <w:szCs w:val="28"/>
+          <w:lang w:eastAsia="ru-RU"/>
+        </w:rPr>
+        <w:t>3</w:t>
       </w:r>
     </w:p>
     <w:p>
@@ -525,8 +563,19 @@
           <w:szCs w:val="28"/>
           <w:lang w:eastAsia="ru-RU"/>
         </w:rPr>
-        <w:t>:………………………………………………………………………….</w:t>
-      </w:r>
+        <w:t>:……………………………………………………………………</w:t>
+      </w:r>
+      <w:proofErr w:type="gramStart"/>
+      <w:r>
+        <w:rPr>
+          <w:rFonts w:ascii="Times New Roman" w:eastAsia="Times New Roman" w:hAnsi="Times New Roman" w:cs="Times New Roman"/>
+          <w:sz w:val="28"/>
+          <w:szCs w:val="28"/>
+          <w:lang w:eastAsia="ru-RU"/>
+        </w:rPr>
+        <w:t>…….</w:t>
+      </w:r>
+      <w:proofErr w:type="gramEnd"/>
       <w:r>
         <w:rPr>
           <w:rFonts w:ascii="Times New Roman" w:eastAsia="Times New Roman" w:hAnsi="Times New Roman" w:cs="Times New Roman"/>
@@ -560,8 +609,19 @@
           <w:szCs w:val="28"/>
           <w:lang w:eastAsia="ru-RU"/>
         </w:rPr>
-        <w:t>:………………………………………………………………………….</w:t>
-      </w:r>
+        <w:t>:……………………………………………………………………</w:t>
+      </w:r>
+      <w:proofErr w:type="gramStart"/>
+      <w:r>
+        <w:rPr>
+          <w:rFonts w:ascii="Times New Roman" w:eastAsia="Times New Roman" w:hAnsi="Times New Roman" w:cs="Times New Roman"/>
+          <w:sz w:val="28"/>
+          <w:szCs w:val="28"/>
+          <w:lang w:eastAsia="ru-RU"/>
+        </w:rPr>
+        <w:t>…….</w:t>
+      </w:r>
+      <w:proofErr w:type="gramEnd"/>
       <w:r>
         <w:rPr>
           <w:rFonts w:ascii="Times New Roman" w:eastAsia="Times New Roman" w:hAnsi="Times New Roman" w:cs="Times New Roman"/>
@@ -595,8 +655,19 @@
           <w:szCs w:val="28"/>
           <w:lang w:eastAsia="ru-RU"/>
         </w:rPr>
-        <w:t>:………………………………………………………………………….</w:t>
-      </w:r>
+        <w:t>:……………………………………………………………………</w:t>
+      </w:r>
+      <w:proofErr w:type="gramStart"/>
+      <w:r>
+        <w:rPr>
+          <w:rFonts w:ascii="Times New Roman" w:eastAsia="Times New Roman" w:hAnsi="Times New Roman" w:cs="Times New Roman"/>
+          <w:sz w:val="28"/>
+          <w:szCs w:val="28"/>
+          <w:lang w:eastAsia="ru-RU"/>
+        </w:rPr>
+        <w:t>…….</w:t>
+      </w:r>
+      <w:proofErr w:type="gramEnd"/>
       <w:r>
         <w:rPr>
           <w:rFonts w:ascii="Times New Roman" w:eastAsia="Times New Roman" w:hAnsi="Times New Roman" w:cs="Times New Roman"/>
@@ -761,7 +832,27 @@
           <w:szCs w:val="28"/>
           <w:lang w:eastAsia="ru-RU"/>
         </w:rPr>
-        <w:t>……………………………………………………………………….17</w:t>
+        <w:t>…………………………………………………………………</w:t>
+      </w:r>
+      <w:proofErr w:type="gramStart"/>
+      <w:r>
+        <w:rPr>
+          <w:rFonts w:ascii="Times New Roman" w:eastAsia="Times New Roman" w:hAnsi="Times New Roman" w:cs="Times New Roman"/>
+          <w:sz w:val="28"/>
+          <w:szCs w:val="28"/>
+          <w:lang w:eastAsia="ru-RU"/>
+        </w:rPr>
+        <w:t>…….</w:t>
+      </w:r>
+      <w:proofErr w:type="gramEnd"/>
+      <w:r>
+        <w:rPr>
+          <w:rFonts w:ascii="Times New Roman" w:eastAsia="Times New Roman" w:hAnsi="Times New Roman" w:cs="Times New Roman"/>
+          <w:sz w:val="28"/>
+          <w:szCs w:val="28"/>
+          <w:lang w:eastAsia="ru-RU"/>
+        </w:rPr>
+        <w:t>17</w:t>
       </w:r>
       <w:r>
         <w:rPr>
@@ -1165,7 +1256,7 @@
           <w:rFonts w:ascii="Times New Roman" w:eastAsia="Times New Roman" w:hAnsi="Times New Roman" w:cs="Times New Roman"/>
           <w:sz w:val="28"/>
           <w:szCs w:val="28"/>
-          <w:lang w:val="en-US" w:eastAsia="ru-RU"/>
+          <w:lang w:eastAsia="ru-RU"/>
         </w:rPr>
       </w:pPr>
       <w:r>
@@ -1192,6 +1283,7 @@
       <w:r>
         <w:rPr>
           <w:rFonts w:ascii="Times New Roman" w:eastAsia="Times New Roman" w:hAnsi="Times New Roman" w:cs="Times New Roman"/>
+          <w:noProof/>
           <w:sz w:val="28"/>
           <w:szCs w:val="28"/>
           <w:lang w:val="en-US" w:eastAsia="ru-RU"/>
@@ -1247,6 +1339,7 @@
       <w:r>
         <w:rPr>
           <w:rFonts w:ascii="Times New Roman" w:eastAsia="Times New Roman" w:hAnsi="Times New Roman" w:cs="Times New Roman"/>
+          <w:noProof/>
           <w:sz w:val="28"/>
           <w:szCs w:val="28"/>
           <w:lang w:val="en-US" w:eastAsia="ru-RU"/>
@@ -1296,7 +1389,6 @@
           <w:rFonts w:ascii="Times New Roman" w:hAnsi="Times New Roman" w:cs="Times New Roman"/>
           <w:sz w:val="28"/>
           <w:szCs w:val="28"/>
-          <w:lang w:val="en-US"/>
         </w:rPr>
       </w:pPr>
       <w:r>
@@ -1326,6 +1418,7 @@
           <w:rFonts w:ascii="Times New Roman" w:eastAsia="Times New Roman" w:hAnsi="Times New Roman" w:cs="Times New Roman"/>
           <w:b/>
           <w:bCs/>
+          <w:noProof/>
           <w:sz w:val="24"/>
           <w:szCs w:val="24"/>
           <w:lang w:eastAsia="ru-RU"/>
@@ -1381,6 +1474,9 @@
         <w:t xml:space="preserve"> </w:t>
       </w:r>
       <w:r>
+        <w:rPr>
+          <w:noProof/>
+        </w:rPr>
         <w:drawing>
           <wp:inline distT="0" distB="0" distL="0" distR="0" wp14:anchorId="47A09D4B" wp14:editId="00FA6A8B">
             <wp:extent cx="3649980" cy="3298727"/>
@@ -1448,7 +1544,12 @@
       <w:r>
         <w:t xml:space="preserve"> </w:t>
       </w:r>
-      <w:r>
+    </w:p>
+    <w:p>
+      <w:r>
+        <w:rPr>
+          <w:noProof/>
+        </w:rPr>
         <w:drawing>
           <wp:inline distT="0" distB="0" distL="0" distR="0" wp14:anchorId="1C979C8A" wp14:editId="2F2DB0FC">
             <wp:extent cx="3006287" cy="4305300"/>
@@ -1521,6 +1622,9 @@
         <w:t xml:space="preserve"> </w:t>
       </w:r>
       <w:r>
+        <w:rPr>
+          <w:noProof/>
+        </w:rPr>
         <w:drawing>
           <wp:inline distT="0" distB="0" distL="0" distR="0" wp14:anchorId="3BD92536" wp14:editId="203C02AF">
             <wp:extent cx="2574708" cy="5082540"/>
@@ -1587,6 +1691,9 @@
         </w:rPr>
       </w:pPr>
       <w:r>
+        <w:rPr>
+          <w:noProof/>
+        </w:rPr>
         <w:drawing>
           <wp:inline distT="0" distB="0" distL="0" distR="0" wp14:anchorId="25B467E2" wp14:editId="3AFD2F8B">
             <wp:extent cx="2895600" cy="2759127"/>
@@ -1661,6 +1768,7 @@
       <w:r>
         <w:rPr>
           <w:rFonts w:ascii="Times New Roman" w:hAnsi="Times New Roman" w:cs="Times New Roman"/>
+          <w:noProof/>
           <w:sz w:val="28"/>
           <w:szCs w:val="28"/>
         </w:rPr>
@@ -1742,7 +1850,263 @@
           <w:sz w:val="28"/>
           <w:szCs w:val="28"/>
         </w:rPr>
-        <w:t>А) Создаем орграф G_3 = (V, E): V = {1, 2, 3, 4, 5, 6, 7} E = {(1, 4), (1, 6), (2, 5), (3, 1), (3, 4), (4, 2), (5, 7), (6, 3), (6, 5), (7, 2)}</w:t>
+        <w:t xml:space="preserve">А) Создаем орграф G_3 = (V, E): V = {1, 2, 3, 4, 5, 6} E = {(1, </w:t>
+      </w:r>
+      <w:r>
+        <w:rPr>
+          <w:rFonts w:ascii="Times New Roman" w:hAnsi="Times New Roman" w:cs="Times New Roman"/>
+          <w:sz w:val="28"/>
+          <w:szCs w:val="28"/>
+        </w:rPr>
+        <w:t>2</w:t>
+      </w:r>
+      <w:r>
+        <w:rPr>
+          <w:rFonts w:ascii="Times New Roman" w:hAnsi="Times New Roman" w:cs="Times New Roman"/>
+          <w:sz w:val="28"/>
+          <w:szCs w:val="28"/>
+        </w:rPr>
+        <w:t>), (</w:t>
+      </w:r>
+      <w:r>
+        <w:rPr>
+          <w:rFonts w:ascii="Times New Roman" w:hAnsi="Times New Roman" w:cs="Times New Roman"/>
+          <w:sz w:val="28"/>
+          <w:szCs w:val="28"/>
+        </w:rPr>
+        <w:t>2</w:t>
+      </w:r>
+      <w:r>
+        <w:rPr>
+          <w:rFonts w:ascii="Times New Roman" w:hAnsi="Times New Roman" w:cs="Times New Roman"/>
+          <w:sz w:val="28"/>
+          <w:szCs w:val="28"/>
+        </w:rPr>
+        <w:t xml:space="preserve">, </w:t>
+      </w:r>
+      <w:r>
+        <w:rPr>
+          <w:rFonts w:ascii="Times New Roman" w:hAnsi="Times New Roman" w:cs="Times New Roman"/>
+          <w:sz w:val="28"/>
+          <w:szCs w:val="28"/>
+        </w:rPr>
+        <w:t>1</w:t>
+      </w:r>
+      <w:r>
+        <w:rPr>
+          <w:rFonts w:ascii="Times New Roman" w:hAnsi="Times New Roman" w:cs="Times New Roman"/>
+          <w:sz w:val="28"/>
+          <w:szCs w:val="28"/>
+        </w:rPr>
+        <w:t xml:space="preserve">), (2, </w:t>
+      </w:r>
+      <w:r>
+        <w:rPr>
+          <w:rFonts w:ascii="Times New Roman" w:hAnsi="Times New Roman" w:cs="Times New Roman"/>
+          <w:sz w:val="28"/>
+          <w:szCs w:val="28"/>
+        </w:rPr>
+        <w:t>3</w:t>
+      </w:r>
+      <w:r>
+        <w:rPr>
+          <w:rFonts w:ascii="Times New Roman" w:hAnsi="Times New Roman" w:cs="Times New Roman"/>
+          <w:sz w:val="28"/>
+          <w:szCs w:val="28"/>
+        </w:rPr>
+        <w:t>), (</w:t>
+      </w:r>
+      <w:r>
+        <w:rPr>
+          <w:rFonts w:ascii="Times New Roman" w:hAnsi="Times New Roman" w:cs="Times New Roman"/>
+          <w:sz w:val="28"/>
+          <w:szCs w:val="28"/>
+        </w:rPr>
+        <w:t>2</w:t>
+      </w:r>
+      <w:r>
+        <w:rPr>
+          <w:rFonts w:ascii="Times New Roman" w:hAnsi="Times New Roman" w:cs="Times New Roman"/>
+          <w:sz w:val="28"/>
+          <w:szCs w:val="28"/>
+        </w:rPr>
+        <w:t xml:space="preserve">, </w:t>
+      </w:r>
+      <w:r>
+        <w:rPr>
+          <w:rFonts w:ascii="Times New Roman" w:hAnsi="Times New Roman" w:cs="Times New Roman"/>
+          <w:sz w:val="28"/>
+          <w:szCs w:val="28"/>
+        </w:rPr>
+        <w:t>5</w:t>
+      </w:r>
+      <w:r>
+        <w:rPr>
+          <w:rFonts w:ascii="Times New Roman" w:hAnsi="Times New Roman" w:cs="Times New Roman"/>
+          <w:sz w:val="28"/>
+          <w:szCs w:val="28"/>
+        </w:rPr>
+        <w:t>), (3, 4), (</w:t>
+      </w:r>
+      <w:r>
+        <w:rPr>
+          <w:rFonts w:ascii="Times New Roman" w:hAnsi="Times New Roman" w:cs="Times New Roman"/>
+          <w:sz w:val="28"/>
+          <w:szCs w:val="28"/>
+        </w:rPr>
+        <w:t>3</w:t>
+      </w:r>
+      <w:r>
+        <w:rPr>
+          <w:rFonts w:ascii="Times New Roman" w:hAnsi="Times New Roman" w:cs="Times New Roman"/>
+          <w:sz w:val="28"/>
+          <w:szCs w:val="28"/>
+        </w:rPr>
+        <w:t xml:space="preserve">, </w:t>
+      </w:r>
+      <w:r>
+        <w:rPr>
+          <w:rFonts w:ascii="Times New Roman" w:hAnsi="Times New Roman" w:cs="Times New Roman"/>
+          <w:sz w:val="28"/>
+          <w:szCs w:val="28"/>
+        </w:rPr>
+        <w:t>6</w:t>
+      </w:r>
+      <w:r>
+        <w:rPr>
+          <w:rFonts w:ascii="Times New Roman" w:hAnsi="Times New Roman" w:cs="Times New Roman"/>
+          <w:sz w:val="28"/>
+          <w:szCs w:val="28"/>
+        </w:rPr>
+        <w:t>), (</w:t>
+      </w:r>
+      <w:r>
+        <w:rPr>
+          <w:rFonts w:ascii="Times New Roman" w:hAnsi="Times New Roman" w:cs="Times New Roman"/>
+          <w:sz w:val="28"/>
+          <w:szCs w:val="28"/>
+        </w:rPr>
+        <w:t>4</w:t>
+      </w:r>
+      <w:r>
+        <w:rPr>
+          <w:rFonts w:ascii="Times New Roman" w:hAnsi="Times New Roman" w:cs="Times New Roman"/>
+          <w:sz w:val="28"/>
+          <w:szCs w:val="28"/>
+        </w:rPr>
+        <w:t xml:space="preserve">, </w:t>
+      </w:r>
+      <w:r>
+        <w:rPr>
+          <w:rFonts w:ascii="Times New Roman" w:hAnsi="Times New Roman" w:cs="Times New Roman"/>
+          <w:sz w:val="28"/>
+          <w:szCs w:val="28"/>
+        </w:rPr>
+        <w:t>5</w:t>
+      </w:r>
+      <w:r>
+        <w:rPr>
+          <w:rFonts w:ascii="Times New Roman" w:hAnsi="Times New Roman" w:cs="Times New Roman"/>
+          <w:sz w:val="28"/>
+          <w:szCs w:val="28"/>
+        </w:rPr>
+        <w:t>), (</w:t>
+      </w:r>
+      <w:r>
+        <w:rPr>
+          <w:rFonts w:ascii="Times New Roman" w:hAnsi="Times New Roman" w:cs="Times New Roman"/>
+          <w:sz w:val="28"/>
+          <w:szCs w:val="28"/>
+        </w:rPr>
+        <w:t>5</w:t>
+      </w:r>
+      <w:r>
+        <w:rPr>
+          <w:rFonts w:ascii="Times New Roman" w:hAnsi="Times New Roman" w:cs="Times New Roman"/>
+          <w:sz w:val="28"/>
+          <w:szCs w:val="28"/>
+        </w:rPr>
+        <w:t xml:space="preserve">, </w:t>
+      </w:r>
+      <w:r>
+        <w:rPr>
+          <w:rFonts w:ascii="Times New Roman" w:hAnsi="Times New Roman" w:cs="Times New Roman"/>
+          <w:sz w:val="28"/>
+          <w:szCs w:val="28"/>
+        </w:rPr>
+        <w:t>1</w:t>
+      </w:r>
+      <w:r>
+        <w:rPr>
+          <w:rFonts w:ascii="Times New Roman" w:hAnsi="Times New Roman" w:cs="Times New Roman"/>
+          <w:sz w:val="28"/>
+          <w:szCs w:val="28"/>
+        </w:rPr>
+        <w:t>), (</w:t>
+      </w:r>
+      <w:r>
+        <w:rPr>
+          <w:rFonts w:ascii="Times New Roman" w:hAnsi="Times New Roman" w:cs="Times New Roman"/>
+          <w:sz w:val="28"/>
+          <w:szCs w:val="28"/>
+        </w:rPr>
+        <w:t>5</w:t>
+      </w:r>
+      <w:r>
+        <w:rPr>
+          <w:rFonts w:ascii="Times New Roman" w:hAnsi="Times New Roman" w:cs="Times New Roman"/>
+          <w:sz w:val="28"/>
+          <w:szCs w:val="28"/>
+        </w:rPr>
+        <w:t xml:space="preserve">, </w:t>
+      </w:r>
+      <w:r>
+        <w:rPr>
+          <w:rFonts w:ascii="Times New Roman" w:hAnsi="Times New Roman" w:cs="Times New Roman"/>
+          <w:sz w:val="28"/>
+          <w:szCs w:val="28"/>
+        </w:rPr>
+        <w:t>6</w:t>
+      </w:r>
+      <w:r>
+        <w:rPr>
+          <w:rFonts w:ascii="Times New Roman" w:hAnsi="Times New Roman" w:cs="Times New Roman"/>
+          <w:sz w:val="28"/>
+          <w:szCs w:val="28"/>
+        </w:rPr>
+        <w:t>), (</w:t>
+      </w:r>
+      <w:r>
+        <w:rPr>
+          <w:rFonts w:ascii="Times New Roman" w:hAnsi="Times New Roman" w:cs="Times New Roman"/>
+          <w:sz w:val="28"/>
+          <w:szCs w:val="28"/>
+        </w:rPr>
+        <w:t>6</w:t>
+      </w:r>
+      <w:r>
+        <w:rPr>
+          <w:rFonts w:ascii="Times New Roman" w:hAnsi="Times New Roman" w:cs="Times New Roman"/>
+          <w:sz w:val="28"/>
+          <w:szCs w:val="28"/>
+        </w:rPr>
+        <w:t xml:space="preserve">, </w:t>
+      </w:r>
+      <w:r>
+        <w:rPr>
+          <w:rFonts w:ascii="Times New Roman" w:hAnsi="Times New Roman" w:cs="Times New Roman"/>
+          <w:sz w:val="28"/>
+          <w:szCs w:val="28"/>
+        </w:rPr>
+        <w:t>1</w:t>
+      </w:r>
+      <w:r>
+        <w:rPr>
+          <w:rFonts w:ascii="Times New Roman" w:hAnsi="Times New Roman" w:cs="Times New Roman"/>
+          <w:sz w:val="28"/>
+          <w:szCs w:val="28"/>
+        </w:rPr>
+        <w:t>)}</w:t>
       </w:r>
     </w:p>
     <w:p>
@@ -1757,13 +2121,18 @@
       </w:pPr>
       <w:r>
         <w:rPr>
+          <w:rFonts w:ascii="Times New Roman" w:hAnsi="Times New Roman" w:cs="Times New Roman"/>
+          <w:b/>
+          <w:bCs/>
           <w:noProof/>
+          <w:sz w:val="40"/>
+          <w:szCs w:val="40"/>
         </w:rPr>
         <w:drawing>
-          <wp:inline distT="0" distB="0" distL="0" distR="0" wp14:anchorId="4A4EF7FE" wp14:editId="528CB06D">
-            <wp:extent cx="5940425" cy="1531620"/>
-            <wp:effectExtent l="0" t="0" r="0" b="0"/>
-            <wp:docPr id="8" name="Рисунок 9"/>
+          <wp:inline distT="0" distB="0" distL="0" distR="0" wp14:anchorId="47D14837" wp14:editId="16C89224">
+            <wp:extent cx="5940425" cy="1793240"/>
+            <wp:effectExtent l="0" t="0" r="3175" b="0"/>
+            <wp:docPr id="1436251275" name="Рисунок 1"/>
             <wp:cNvGraphicFramePr>
               <a:graphicFrameLocks xmlns:a="http://schemas.openxmlformats.org/drawingml/2006/main" noChangeAspect="1"/>
             </wp:cNvGraphicFramePr>
@@ -1771,10 +2140,8 @@
               <a:graphicData uri="http://schemas.openxmlformats.org/drawingml/2006/picture">
                 <pic:pic xmlns:pic="http://schemas.openxmlformats.org/drawingml/2006/picture">
                   <pic:nvPicPr>
-                    <pic:cNvPr id="8" name="Рисунок 9"/>
-                    <pic:cNvPicPr>
-                      <a:picLocks noChangeAspect="1" noChangeArrowheads="1"/>
-                    </pic:cNvPicPr>
+                    <pic:cNvPr id="1436251275" name=""/>
+                    <pic:cNvPicPr/>
                   </pic:nvPicPr>
                   <pic:blipFill>
                     <a:blip r:embed="rId15"/>
@@ -1782,10 +2149,10 @@
                       <a:fillRect/>
                     </a:stretch>
                   </pic:blipFill>
-                  <pic:spPr bwMode="auto">
+                  <pic:spPr>
                     <a:xfrm>
                       <a:off x="0" y="0"/>
-                      <a:ext cx="5940425" cy="1531620"/>
+                      <a:ext cx="5940425" cy="1793240"/>
                     </a:xfrm>
                     <a:prstGeom prst="rect">
                       <a:avLst/>
@@ -1799,6 +2166,12 @@
       </w:r>
     </w:p>
     <w:p>
+      <w:pPr>
+        <w:rPr>
+          <w:sz w:val="28"/>
+          <w:szCs w:val="28"/>
+        </w:rPr>
+      </w:pPr>
       <w:r>
         <w:rPr>
           <w:rFonts w:ascii="Times New Roman" w:hAnsi="Times New Roman" w:cs="Times New Roman"/>
@@ -1812,11 +2185,20 @@
         <w:rPr>
           <w:noProof/>
         </w:rPr>
+        <w:t xml:space="preserve"> </w:t>
+      </w:r>
+      <w:r>
+        <w:rPr>
+          <w:rFonts w:ascii="Times New Roman" w:hAnsi="Times New Roman" w:cs="Times New Roman"/>
+          <w:noProof/>
+          <w:sz w:val="28"/>
+          <w:szCs w:val="28"/>
+        </w:rPr>
         <w:drawing>
-          <wp:inline distT="0" distB="0" distL="0" distR="0" wp14:anchorId="7A5927AD" wp14:editId="49540F22">
-            <wp:extent cx="5940425" cy="3265170"/>
-            <wp:effectExtent l="0" t="0" r="0" b="0"/>
-            <wp:docPr id="9" name="Рисунок 10"/>
+          <wp:inline distT="0" distB="0" distL="0" distR="0" wp14:anchorId="04601228" wp14:editId="6A31A291">
+            <wp:extent cx="5324475" cy="2986373"/>
+            <wp:effectExtent l="0" t="0" r="0" b="5080"/>
+            <wp:docPr id="164258148" name="Рисунок 1"/>
             <wp:cNvGraphicFramePr>
               <a:graphicFrameLocks xmlns:a="http://schemas.openxmlformats.org/drawingml/2006/main" noChangeAspect="1"/>
             </wp:cNvGraphicFramePr>
@@ -1824,10 +2206,8 @@
               <a:graphicData uri="http://schemas.openxmlformats.org/drawingml/2006/picture">
                 <pic:pic xmlns:pic="http://schemas.openxmlformats.org/drawingml/2006/picture">
                   <pic:nvPicPr>
-                    <pic:cNvPr id="9" name="Рисунок 10"/>
-                    <pic:cNvPicPr>
-                      <a:picLocks noChangeAspect="1" noChangeArrowheads="1"/>
-                    </pic:cNvPicPr>
+                    <pic:cNvPr id="164258148" name=""/>
+                    <pic:cNvPicPr/>
                   </pic:nvPicPr>
                   <pic:blipFill>
                     <a:blip r:embed="rId16"/>
@@ -1835,10 +2215,10 @@
                       <a:fillRect/>
                     </a:stretch>
                   </pic:blipFill>
-                  <pic:spPr bwMode="auto">
+                  <pic:spPr>
                     <a:xfrm>
                       <a:off x="0" y="0"/>
-                      <a:ext cx="5940425" cy="3265170"/>
+                      <a:ext cx="5338682" cy="2994342"/>
                     </a:xfrm>
                     <a:prstGeom prst="rect">
                       <a:avLst/>
@@ -1855,8 +2235,26 @@
           <w:sz w:val="28"/>
           <w:szCs w:val="28"/>
         </w:rPr>
-        <w:t>В) Находим матрицу смежности графа:</w:t>
-      </w:r>
+        <w:t>В</w:t>
+      </w:r>
+      <w:proofErr w:type="gramStart"/>
+      <w:r>
+        <w:rPr>
+          <w:sz w:val="28"/>
+          <w:szCs w:val="28"/>
+        </w:rPr>
+        <w:t>)</w:t>
+      </w:r>
+      <w:proofErr w:type="gramEnd"/>
+      <w:r>
+        <w:rPr>
+          <w:sz w:val="28"/>
+          <w:szCs w:val="28"/>
+        </w:rPr>
+        <w:t xml:space="preserve"> Находим матрицу смежности графа:</w:t>
+      </w:r>
+    </w:p>
+    <w:p>
       <w:r>
         <w:t xml:space="preserve"> </w:t>
       </w:r>
@@ -1865,10 +2263,10 @@
           <w:noProof/>
         </w:rPr>
         <w:drawing>
-          <wp:inline distT="0" distB="0" distL="0" distR="0" wp14:anchorId="38D56BC9" wp14:editId="6E94CF17">
-            <wp:extent cx="4267835" cy="2305685"/>
+          <wp:inline distT="0" distB="0" distL="0" distR="0" wp14:anchorId="591CF11A" wp14:editId="02F5B13A">
+            <wp:extent cx="2857500" cy="1894114"/>
             <wp:effectExtent l="0" t="0" r="0" b="0"/>
-            <wp:docPr id="10" name="Рисунок 12"/>
+            <wp:docPr id="1406398885" name="Рисунок 1"/>
             <wp:cNvGraphicFramePr>
               <a:graphicFrameLocks xmlns:a="http://schemas.openxmlformats.org/drawingml/2006/main" noChangeAspect="1"/>
             </wp:cNvGraphicFramePr>
@@ -1876,10 +2274,8 @@
               <a:graphicData uri="http://schemas.openxmlformats.org/drawingml/2006/picture">
                 <pic:pic xmlns:pic="http://schemas.openxmlformats.org/drawingml/2006/picture">
                   <pic:nvPicPr>
-                    <pic:cNvPr id="10" name="Рисунок 12"/>
-                    <pic:cNvPicPr>
-                      <a:picLocks noChangeAspect="1" noChangeArrowheads="1"/>
-                    </pic:cNvPicPr>
+                    <pic:cNvPr id="1406398885" name=""/>
+                    <pic:cNvPicPr/>
                   </pic:nvPicPr>
                   <pic:blipFill>
                     <a:blip r:embed="rId17"/>
@@ -1887,10 +2283,10 @@
                       <a:fillRect/>
                     </a:stretch>
                   </pic:blipFill>
-                  <pic:spPr bwMode="auto">
+                  <pic:spPr>
                     <a:xfrm>
                       <a:off x="0" y="0"/>
-                      <a:ext cx="4267835" cy="2305685"/>
+                      <a:ext cx="2865868" cy="1899661"/>
                     </a:xfrm>
                     <a:prstGeom prst="rect">
                       <a:avLst/>
@@ -1939,11 +2335,28 @@
       <w:pPr>
         <w:pStyle w:val="ae"/>
         <w:spacing w:before="280"/>
-        <w:rPr>
-          <w:sz w:val="28"/>
-          <w:szCs w:val="28"/>
-        </w:rPr>
-      </w:pPr>
+      </w:pPr>
+      <w:r>
+        <w:rPr>
+          <w:sz w:val="28"/>
+          <w:szCs w:val="28"/>
+        </w:rPr>
+        <w:t>1) O</w:t>
+      </w:r>
+      <w:r>
+        <w:rPr>
+          <w:sz w:val="28"/>
+          <w:szCs w:val="28"/>
+        </w:rPr>
+        <w:t>5</w:t>
+      </w:r>
+      <w:r>
+        <w:rPr>
+          <w:sz w:val="28"/>
+          <w:szCs w:val="28"/>
+        </w:rPr>
+        <w:t xml:space="preserve"> (Пустой граф):</w:t>
+      </w:r>
     </w:p>
     <w:p>
       <w:pPr>
@@ -1952,27 +2365,13 @@
       </w:pPr>
       <w:r>
         <w:rPr>
-          <w:sz w:val="28"/>
-          <w:szCs w:val="28"/>
-        </w:rPr>
-        <w:t>1) O8 (Пустой граф):</w:t>
-      </w:r>
-    </w:p>
-    <w:p>
-      <w:pPr>
-        <w:pStyle w:val="ae"/>
-        <w:spacing w:before="280"/>
-      </w:pPr>
-      <w:r>
-        <w:rPr>
           <w:noProof/>
         </w:rPr>
-        <w:lastRenderedPageBreak/>
         <w:drawing>
-          <wp:inline distT="0" distB="0" distL="0" distR="0" wp14:anchorId="5DD993B9" wp14:editId="7F050F79">
-            <wp:extent cx="3089275" cy="2149475"/>
-            <wp:effectExtent l="0" t="0" r="0" b="0"/>
-            <wp:docPr id="11" name="Рисунок 13"/>
+          <wp:inline distT="0" distB="0" distL="0" distR="0" wp14:anchorId="2C0C3077" wp14:editId="3BC456DE">
+            <wp:extent cx="2241198" cy="2095500"/>
+            <wp:effectExtent l="0" t="0" r="6985" b="0"/>
+            <wp:docPr id="622603963" name="Рисунок 1"/>
             <wp:cNvGraphicFramePr>
               <a:graphicFrameLocks xmlns:a="http://schemas.openxmlformats.org/drawingml/2006/main" noChangeAspect="1"/>
             </wp:cNvGraphicFramePr>
@@ -1980,10 +2379,8 @@
               <a:graphicData uri="http://schemas.openxmlformats.org/drawingml/2006/picture">
                 <pic:pic xmlns:pic="http://schemas.openxmlformats.org/drawingml/2006/picture">
                   <pic:nvPicPr>
-                    <pic:cNvPr id="11" name="Рисунок 13"/>
-                    <pic:cNvPicPr>
-                      <a:picLocks noChangeAspect="1" noChangeArrowheads="1"/>
-                    </pic:cNvPicPr>
+                    <pic:cNvPr id="622603963" name=""/>
+                    <pic:cNvPicPr/>
                   </pic:nvPicPr>
                   <pic:blipFill>
                     <a:blip r:embed="rId18"/>
@@ -1991,10 +2388,10 @@
                       <a:fillRect/>
                     </a:stretch>
                   </pic:blipFill>
-                  <pic:spPr bwMode="auto">
+                  <pic:spPr>
                     <a:xfrm>
                       <a:off x="0" y="0"/>
-                      <a:ext cx="3089275" cy="2149475"/>
+                      <a:ext cx="2265799" cy="2118502"/>
                     </a:xfrm>
                     <a:prstGeom prst="rect">
                       <a:avLst/>
@@ -2017,7 +2414,22 @@
           <w:sz w:val="28"/>
           <w:szCs w:val="28"/>
         </w:rPr>
-        <w:t>2) K7 (Полный граф):</w:t>
+        <w:lastRenderedPageBreak/>
+        <w:t>2) K</w:t>
+      </w:r>
+      <w:r>
+        <w:rPr>
+          <w:sz w:val="28"/>
+          <w:szCs w:val="28"/>
+        </w:rPr>
+        <w:t>10</w:t>
+      </w:r>
+      <w:r>
+        <w:rPr>
+          <w:sz w:val="28"/>
+          <w:szCs w:val="28"/>
+        </w:rPr>
+        <w:t xml:space="preserve"> (Полный граф):</w:t>
       </w:r>
     </w:p>
     <w:p>
@@ -2027,20 +2439,13 @@
       </w:pPr>
       <w:r>
         <w:rPr>
-          <w:sz w:val="28"/>
-          <w:szCs w:val="28"/>
-        </w:rPr>
-        <w:t>:</w:t>
-      </w:r>
-      <w:r>
-        <w:rPr>
           <w:noProof/>
         </w:rPr>
         <w:drawing>
-          <wp:inline distT="0" distB="0" distL="0" distR="0" wp14:anchorId="002F8B0C" wp14:editId="3AF60907">
-            <wp:extent cx="3306445" cy="3001010"/>
-            <wp:effectExtent l="0" t="0" r="0" b="0"/>
-            <wp:docPr id="12" name="Рисунок 14"/>
+          <wp:inline distT="0" distB="0" distL="0" distR="0" wp14:anchorId="4B903F63" wp14:editId="7F8F8DC4">
+            <wp:extent cx="3096260" cy="3028950"/>
+            <wp:effectExtent l="0" t="0" r="8890" b="0"/>
+            <wp:docPr id="1430840509" name="Рисунок 1"/>
             <wp:cNvGraphicFramePr>
               <a:graphicFrameLocks xmlns:a="http://schemas.openxmlformats.org/drawingml/2006/main" noChangeAspect="1"/>
             </wp:cNvGraphicFramePr>
@@ -2048,10 +2453,8 @@
               <a:graphicData uri="http://schemas.openxmlformats.org/drawingml/2006/picture">
                 <pic:pic xmlns:pic="http://schemas.openxmlformats.org/drawingml/2006/picture">
                   <pic:nvPicPr>
-                    <pic:cNvPr id="12" name="Рисунок 14"/>
-                    <pic:cNvPicPr>
-                      <a:picLocks noChangeAspect="1" noChangeArrowheads="1"/>
-                    </pic:cNvPicPr>
+                    <pic:cNvPr id="1430840509" name=""/>
+                    <pic:cNvPicPr/>
                   </pic:nvPicPr>
                   <pic:blipFill>
                     <a:blip r:embed="rId19"/>
@@ -2059,10 +2462,10 @@
                       <a:fillRect/>
                     </a:stretch>
                   </pic:blipFill>
-                  <pic:spPr bwMode="auto">
+                  <pic:spPr>
                     <a:xfrm>
                       <a:off x="0" y="0"/>
-                      <a:ext cx="3306445" cy="3001010"/>
+                      <a:ext cx="3098722" cy="3031358"/>
                     </a:xfrm>
                     <a:prstGeom prst="rect">
                       <a:avLst/>
@@ -2075,28 +2478,55 @@
         </w:drawing>
       </w:r>
       <w:r>
-        <w:br w:type="page"/>
-      </w:r>
-    </w:p>
-    <w:p>
-      <w:r>
-        <w:rPr>
-          <w:rFonts w:ascii="Times New Roman" w:hAnsi="Times New Roman" w:cs="Times New Roman"/>
-          <w:sz w:val="28"/>
-          <w:szCs w:val="28"/>
-        </w:rPr>
-        <w:lastRenderedPageBreak/>
-        <w:t>3) K3,5 (Полный двудольный граф):</w:t>
-      </w:r>
+        <w:t xml:space="preserve"> </w:t>
+      </w:r>
+    </w:p>
+    <w:p>
+      <w:pPr>
+        <w:pStyle w:val="ae"/>
+        <w:spacing w:before="280"/>
+      </w:pPr>
+      <w:r>
+        <w:rPr>
+          <w:sz w:val="28"/>
+          <w:szCs w:val="28"/>
+        </w:rPr>
+        <w:t>3) K</w:t>
+      </w:r>
+      <w:r>
+        <w:rPr>
+          <w:sz w:val="28"/>
+          <w:szCs w:val="28"/>
+        </w:rPr>
+        <w:t>5</w:t>
+      </w:r>
+      <w:r>
+        <w:rPr>
+          <w:sz w:val="28"/>
+          <w:szCs w:val="28"/>
+        </w:rPr>
+        <w:t>,5 (Полный двудольный граф):</w:t>
+      </w:r>
+    </w:p>
+    <w:p>
       <w:r>
         <w:rPr>
           <w:noProof/>
         </w:rPr>
+        <w:t xml:space="preserve"> </w:t>
+      </w:r>
+      <w:r>
+        <w:rPr>
+          <w:rFonts w:ascii="Times New Roman" w:hAnsi="Times New Roman" w:cs="Times New Roman"/>
+          <w:noProof/>
+          <w:sz w:val="28"/>
+          <w:szCs w:val="28"/>
+        </w:rPr>
         <w:drawing>
-          <wp:inline distT="0" distB="0" distL="0" distR="0" wp14:anchorId="0BC517D5" wp14:editId="232FF06A">
-            <wp:extent cx="3546475" cy="2788285"/>
-            <wp:effectExtent l="0" t="0" r="0" b="0"/>
-            <wp:docPr id="13" name="Рисунок 15"/>
+          <wp:inline distT="0" distB="0" distL="0" distR="0" wp14:anchorId="51136A5E" wp14:editId="2D098377">
+            <wp:extent cx="2990850" cy="2754005"/>
+            <wp:effectExtent l="0" t="0" r="0" b="8255"/>
+            <wp:docPr id="102645237" name="Рисунок 1"/>
             <wp:cNvGraphicFramePr>
               <a:graphicFrameLocks xmlns:a="http://schemas.openxmlformats.org/drawingml/2006/main" noChangeAspect="1"/>
             </wp:cNvGraphicFramePr>
@@ -2104,10 +2534,8 @@
               <a:graphicData uri="http://schemas.openxmlformats.org/drawingml/2006/picture">
                 <pic:pic xmlns:pic="http://schemas.openxmlformats.org/drawingml/2006/picture">
                   <pic:nvPicPr>
-                    <pic:cNvPr id="13" name="Рисунок 15"/>
-                    <pic:cNvPicPr>
-                      <a:picLocks noChangeAspect="1" noChangeArrowheads="1"/>
-                    </pic:cNvPicPr>
+                    <pic:cNvPr id="102645237" name=""/>
+                    <pic:cNvPicPr/>
                   </pic:nvPicPr>
                   <pic:blipFill>
                     <a:blip r:embed="rId20"/>
@@ -2115,10 +2543,10 @@
                       <a:fillRect/>
                     </a:stretch>
                   </pic:blipFill>
-                  <pic:spPr bwMode="auto">
+                  <pic:spPr>
                     <a:xfrm>
                       <a:off x="0" y="0"/>
-                      <a:ext cx="3546475" cy="2788285"/>
+                      <a:ext cx="3004424" cy="2766504"/>
                     </a:xfrm>
                     <a:prstGeom prst="rect">
                       <a:avLst/>
@@ -2132,12 +2560,76 @@
       </w:r>
     </w:p>
     <w:p>
-      <w:r>
-        <w:rPr>
-          <w:rFonts w:ascii="Times New Roman" w:hAnsi="Times New Roman" w:cs="Times New Roman"/>
-          <w:sz w:val="28"/>
-          <w:szCs w:val="28"/>
-        </w:rPr>
+      <w:pPr>
+        <w:rPr>
+          <w:rFonts w:ascii="Times New Roman" w:hAnsi="Times New Roman" w:cs="Times New Roman"/>
+          <w:sz w:val="28"/>
+          <w:szCs w:val="28"/>
+        </w:rPr>
+      </w:pPr>
+    </w:p>
+    <w:p>
+      <w:pPr>
+        <w:rPr>
+          <w:rFonts w:ascii="Times New Roman" w:hAnsi="Times New Roman" w:cs="Times New Roman"/>
+          <w:sz w:val="28"/>
+          <w:szCs w:val="28"/>
+        </w:rPr>
+      </w:pPr>
+    </w:p>
+    <w:p>
+      <w:pPr>
+        <w:rPr>
+          <w:rFonts w:ascii="Times New Roman" w:hAnsi="Times New Roman" w:cs="Times New Roman"/>
+          <w:sz w:val="28"/>
+          <w:szCs w:val="28"/>
+        </w:rPr>
+      </w:pPr>
+    </w:p>
+    <w:p>
+      <w:pPr>
+        <w:rPr>
+          <w:rFonts w:ascii="Times New Roman" w:hAnsi="Times New Roman" w:cs="Times New Roman"/>
+          <w:sz w:val="28"/>
+          <w:szCs w:val="28"/>
+        </w:rPr>
+      </w:pPr>
+    </w:p>
+    <w:p>
+      <w:pPr>
+        <w:rPr>
+          <w:rFonts w:ascii="Times New Roman" w:hAnsi="Times New Roman" w:cs="Times New Roman"/>
+          <w:sz w:val="28"/>
+          <w:szCs w:val="28"/>
+        </w:rPr>
+      </w:pPr>
+    </w:p>
+    <w:p>
+      <w:pPr>
+        <w:rPr>
+          <w:rFonts w:ascii="Times New Roman" w:hAnsi="Times New Roman" w:cs="Times New Roman"/>
+          <w:sz w:val="28"/>
+          <w:szCs w:val="28"/>
+        </w:rPr>
+      </w:pPr>
+    </w:p>
+    <w:p>
+      <w:pPr>
+        <w:rPr>
+          <w:rFonts w:ascii="Times New Roman" w:hAnsi="Times New Roman" w:cs="Times New Roman"/>
+          <w:sz w:val="28"/>
+          <w:szCs w:val="28"/>
+        </w:rPr>
+      </w:pPr>
+    </w:p>
+    <w:p>
+      <w:r>
+        <w:rPr>
+          <w:rFonts w:ascii="Times New Roman" w:hAnsi="Times New Roman" w:cs="Times New Roman"/>
+          <w:sz w:val="28"/>
+          <w:szCs w:val="28"/>
+        </w:rPr>
+        <w:lastRenderedPageBreak/>
         <w:t>4) P7 (Путь):</w:t>
       </w:r>
     </w:p>
@@ -2150,10 +2642,10 @@
           <w:noProof/>
         </w:rPr>
         <w:drawing>
-          <wp:inline distT="0" distB="0" distL="0" distR="0" wp14:anchorId="0126E888" wp14:editId="4CB34A99">
-            <wp:extent cx="3813175" cy="2898140"/>
-            <wp:effectExtent l="0" t="0" r="0" b="0"/>
-            <wp:docPr id="14" name="Рисунок 16"/>
+          <wp:inline distT="0" distB="0" distL="0" distR="0" wp14:anchorId="4BF20486" wp14:editId="17F43CC5">
+            <wp:extent cx="3286573" cy="3067050"/>
+            <wp:effectExtent l="0" t="0" r="9525" b="0"/>
+            <wp:docPr id="1709185462" name="Рисунок 1"/>
             <wp:cNvGraphicFramePr>
               <a:graphicFrameLocks xmlns:a="http://schemas.openxmlformats.org/drawingml/2006/main" noChangeAspect="1"/>
             </wp:cNvGraphicFramePr>
@@ -2161,10 +2653,8 @@
               <a:graphicData uri="http://schemas.openxmlformats.org/drawingml/2006/picture">
                 <pic:pic xmlns:pic="http://schemas.openxmlformats.org/drawingml/2006/picture">
                   <pic:nvPicPr>
-                    <pic:cNvPr id="14" name="Рисунок 16"/>
-                    <pic:cNvPicPr>
-                      <a:picLocks noChangeAspect="1" noChangeArrowheads="1"/>
-                    </pic:cNvPicPr>
+                    <pic:cNvPr id="1709185462" name=""/>
+                    <pic:cNvPicPr/>
                   </pic:nvPicPr>
                   <pic:blipFill>
                     <a:blip r:embed="rId21"/>
@@ -2172,10 +2662,10 @@
                       <a:fillRect/>
                     </a:stretch>
                   </pic:blipFill>
-                  <pic:spPr bwMode="auto">
+                  <pic:spPr>
                     <a:xfrm>
                       <a:off x="0" y="0"/>
-                      <a:ext cx="3813175" cy="2898140"/>
+                      <a:ext cx="3296846" cy="3076637"/>
                     </a:xfrm>
                     <a:prstGeom prst="rect">
                       <a:avLst/>
@@ -2197,18 +2687,28 @@
         </w:rPr>
       </w:pPr>
       <w:r>
-        <w:br w:type="page"/>
-      </w:r>
-    </w:p>
-    <w:p>
-      <w:r>
-        <w:rPr>
-          <w:rFonts w:ascii="Times New Roman" w:hAnsi="Times New Roman" w:cs="Times New Roman"/>
-          <w:sz w:val="28"/>
-          <w:szCs w:val="28"/>
-        </w:rPr>
-        <w:lastRenderedPageBreak/>
-        <w:t>5) C8 (Цикл):</w:t>
+        <w:rPr>
+          <w:rFonts w:ascii="Times New Roman" w:hAnsi="Times New Roman" w:cs="Times New Roman"/>
+          <w:sz w:val="28"/>
+          <w:szCs w:val="28"/>
+        </w:rPr>
+        <w:t>5) C</w:t>
+      </w:r>
+      <w:r>
+        <w:rPr>
+          <w:rFonts w:ascii="Times New Roman" w:hAnsi="Times New Roman" w:cs="Times New Roman"/>
+          <w:sz w:val="28"/>
+          <w:szCs w:val="28"/>
+        </w:rPr>
+        <w:t>5</w:t>
+      </w:r>
+      <w:r>
+        <w:rPr>
+          <w:rFonts w:ascii="Times New Roman" w:hAnsi="Times New Roman" w:cs="Times New Roman"/>
+          <w:sz w:val="28"/>
+          <w:szCs w:val="28"/>
+        </w:rPr>
+        <w:t xml:space="preserve"> (Цикл):</w:t>
       </w:r>
     </w:p>
     <w:p>
@@ -2220,10 +2720,10 @@
           <w:noProof/>
         </w:rPr>
         <w:drawing>
-          <wp:inline distT="0" distB="0" distL="0" distR="0" wp14:anchorId="1541BB55" wp14:editId="15BC7277">
-            <wp:extent cx="3950335" cy="2516505"/>
-            <wp:effectExtent l="0" t="0" r="0" b="0"/>
-            <wp:docPr id="15" name="Рисунок 17"/>
+          <wp:inline distT="0" distB="0" distL="0" distR="0" wp14:anchorId="227F4423" wp14:editId="70F28367">
+            <wp:extent cx="2966584" cy="2943225"/>
+            <wp:effectExtent l="0" t="0" r="5715" b="0"/>
+            <wp:docPr id="832814620" name="Рисунок 1"/>
             <wp:cNvGraphicFramePr>
               <a:graphicFrameLocks xmlns:a="http://schemas.openxmlformats.org/drawingml/2006/main" noChangeAspect="1"/>
             </wp:cNvGraphicFramePr>
@@ -2231,10 +2731,8 @@
               <a:graphicData uri="http://schemas.openxmlformats.org/drawingml/2006/picture">
                 <pic:pic xmlns:pic="http://schemas.openxmlformats.org/drawingml/2006/picture">
                   <pic:nvPicPr>
-                    <pic:cNvPr id="15" name="Рисунок 17"/>
-                    <pic:cNvPicPr>
-                      <a:picLocks noChangeAspect="1" noChangeArrowheads="1"/>
-                    </pic:cNvPicPr>
+                    <pic:cNvPr id="832814620" name=""/>
+                    <pic:cNvPicPr/>
                   </pic:nvPicPr>
                   <pic:blipFill>
                     <a:blip r:embed="rId22"/>
@@ -2242,10 +2740,10 @@
                       <a:fillRect/>
                     </a:stretch>
                   </pic:blipFill>
-                  <pic:spPr bwMode="auto">
+                  <pic:spPr>
                     <a:xfrm>
                       <a:off x="0" y="0"/>
-                      <a:ext cx="3950335" cy="2516505"/>
+                      <a:ext cx="2974159" cy="2950741"/>
                     </a:xfrm>
                     <a:prstGeom prst="rect">
                       <a:avLst/>
@@ -2259,12 +2757,76 @@
       </w:r>
     </w:p>
     <w:p>
-      <w:r>
-        <w:rPr>
-          <w:rFonts w:ascii="Times New Roman" w:hAnsi="Times New Roman" w:cs="Times New Roman"/>
-          <w:sz w:val="28"/>
-          <w:szCs w:val="28"/>
-        </w:rPr>
+      <w:pPr>
+        <w:rPr>
+          <w:rFonts w:ascii="Times New Roman" w:hAnsi="Times New Roman" w:cs="Times New Roman"/>
+          <w:sz w:val="28"/>
+          <w:szCs w:val="28"/>
+        </w:rPr>
+      </w:pPr>
+    </w:p>
+    <w:p>
+      <w:pPr>
+        <w:rPr>
+          <w:rFonts w:ascii="Times New Roman" w:hAnsi="Times New Roman" w:cs="Times New Roman"/>
+          <w:sz w:val="28"/>
+          <w:szCs w:val="28"/>
+        </w:rPr>
+      </w:pPr>
+    </w:p>
+    <w:p>
+      <w:pPr>
+        <w:rPr>
+          <w:rFonts w:ascii="Times New Roman" w:hAnsi="Times New Roman" w:cs="Times New Roman"/>
+          <w:sz w:val="28"/>
+          <w:szCs w:val="28"/>
+        </w:rPr>
+      </w:pPr>
+    </w:p>
+    <w:p>
+      <w:pPr>
+        <w:rPr>
+          <w:rFonts w:ascii="Times New Roman" w:hAnsi="Times New Roman" w:cs="Times New Roman"/>
+          <w:sz w:val="28"/>
+          <w:szCs w:val="28"/>
+        </w:rPr>
+      </w:pPr>
+    </w:p>
+    <w:p>
+      <w:pPr>
+        <w:rPr>
+          <w:rFonts w:ascii="Times New Roman" w:hAnsi="Times New Roman" w:cs="Times New Roman"/>
+          <w:sz w:val="28"/>
+          <w:szCs w:val="28"/>
+        </w:rPr>
+      </w:pPr>
+    </w:p>
+    <w:p>
+      <w:pPr>
+        <w:rPr>
+          <w:rFonts w:ascii="Times New Roman" w:hAnsi="Times New Roman" w:cs="Times New Roman"/>
+          <w:sz w:val="28"/>
+          <w:szCs w:val="28"/>
+        </w:rPr>
+      </w:pPr>
+    </w:p>
+    <w:p>
+      <w:pPr>
+        <w:rPr>
+          <w:rFonts w:ascii="Times New Roman" w:hAnsi="Times New Roman" w:cs="Times New Roman"/>
+          <w:sz w:val="28"/>
+          <w:szCs w:val="28"/>
+        </w:rPr>
+      </w:pPr>
+    </w:p>
+    <w:p>
+      <w:r>
+        <w:rPr>
+          <w:rFonts w:ascii="Times New Roman" w:hAnsi="Times New Roman" w:cs="Times New Roman"/>
+          <w:sz w:val="28"/>
+          <w:szCs w:val="28"/>
+        </w:rPr>
+        <w:lastRenderedPageBreak/>
         <w:t>6) Q3 (3-мерный куб):</w:t>
       </w:r>
     </w:p>
@@ -2274,8 +2836,8 @@
           <w:noProof/>
         </w:rPr>
         <w:drawing>
-          <wp:inline distT="0" distB="0" distL="0" distR="0" wp14:anchorId="797FF6C0" wp14:editId="3D2A1471">
-            <wp:extent cx="3538855" cy="3255010"/>
+          <wp:inline distT="0" distB="0" distL="0" distR="0" wp14:anchorId="797FF6C0" wp14:editId="6A802555">
+            <wp:extent cx="2785657" cy="2562225"/>
             <wp:effectExtent l="0" t="0" r="0" b="0"/>
             <wp:docPr id="16" name="Рисунок 18"/>
             <wp:cNvGraphicFramePr>
@@ -2299,7 +2861,7 @@
                   <pic:spPr bwMode="auto">
                     <a:xfrm>
                       <a:off x="0" y="0"/>
-                      <a:ext cx="3538855" cy="3255010"/>
+                      <a:ext cx="2793708" cy="2569630"/>
                     </a:xfrm>
                     <a:prstGeom prst="rect">
                       <a:avLst/>
@@ -2325,6 +2887,11 @@
       </w:r>
     </w:p>
     <w:p>
+      <w:pPr>
+        <w:rPr>
+          <w:noProof/>
+        </w:rPr>
+      </w:pPr>
       <w:r>
         <w:rPr>
           <w:rFonts w:ascii="Times New Roman" w:hAnsi="Times New Roman" w:cs="Times New Roman"/>
@@ -2332,20 +2899,54 @@
           <w:szCs w:val="28"/>
         </w:rPr>
         <w:lastRenderedPageBreak/>
-        <w:t>7) W7 (Колесо, 7 вершин):</w:t>
+        <w:t>7) W</w:t>
+      </w:r>
+      <w:r>
+        <w:rPr>
+          <w:rFonts w:ascii="Times New Roman" w:hAnsi="Times New Roman" w:cs="Times New Roman"/>
+          <w:sz w:val="28"/>
+          <w:szCs w:val="28"/>
+        </w:rPr>
+        <w:t>5</w:t>
+      </w:r>
+      <w:r>
+        <w:rPr>
+          <w:rFonts w:ascii="Times New Roman" w:hAnsi="Times New Roman" w:cs="Times New Roman"/>
+          <w:sz w:val="28"/>
+          <w:szCs w:val="28"/>
+        </w:rPr>
+        <w:t xml:space="preserve"> (Колесо, </w:t>
+      </w:r>
+      <w:r>
+        <w:rPr>
+          <w:rFonts w:ascii="Times New Roman" w:hAnsi="Times New Roman" w:cs="Times New Roman"/>
+          <w:sz w:val="28"/>
+          <w:szCs w:val="28"/>
+        </w:rPr>
+        <w:t>5</w:t>
+      </w:r>
+      <w:r>
+        <w:rPr>
+          <w:rFonts w:ascii="Times New Roman" w:hAnsi="Times New Roman" w:cs="Times New Roman"/>
+          <w:sz w:val="28"/>
+          <w:szCs w:val="28"/>
+        </w:rPr>
+        <w:t xml:space="preserve"> вершин):</w:t>
       </w:r>
       <w:r>
         <w:t xml:space="preserve"> </w:t>
       </w:r>
+    </w:p>
+    <w:p>
       <w:r>
         <w:rPr>
           <w:noProof/>
         </w:rPr>
         <w:drawing>
-          <wp:inline distT="0" distB="0" distL="0" distR="0" wp14:anchorId="125F1416" wp14:editId="64924C15">
-            <wp:extent cx="4210050" cy="2986405"/>
-            <wp:effectExtent l="0" t="0" r="0" b="0"/>
-            <wp:docPr id="17" name="Рисунок 19"/>
+          <wp:inline distT="0" distB="0" distL="0" distR="0" wp14:anchorId="09E07288" wp14:editId="18333673">
+            <wp:extent cx="3158537" cy="3009900"/>
+            <wp:effectExtent l="0" t="0" r="3810" b="0"/>
+            <wp:docPr id="107158352" name="Рисунок 1"/>
             <wp:cNvGraphicFramePr>
               <a:graphicFrameLocks xmlns:a="http://schemas.openxmlformats.org/drawingml/2006/main" noChangeAspect="1"/>
             </wp:cNvGraphicFramePr>
@@ -2353,10 +2954,8 @@
               <a:graphicData uri="http://schemas.openxmlformats.org/drawingml/2006/picture">
                 <pic:pic xmlns:pic="http://schemas.openxmlformats.org/drawingml/2006/picture">
                   <pic:nvPicPr>
-                    <pic:cNvPr id="17" name="Рисунок 19"/>
-                    <pic:cNvPicPr>
-                      <a:picLocks noChangeAspect="1" noChangeArrowheads="1"/>
-                    </pic:cNvPicPr>
+                    <pic:cNvPr id="107158352" name=""/>
+                    <pic:cNvPicPr/>
                   </pic:nvPicPr>
                   <pic:blipFill>
                     <a:blip r:embed="rId24"/>
@@ -2364,10 +2963,10 @@
                       <a:fillRect/>
                     </a:stretch>
                   </pic:blipFill>
-                  <pic:spPr bwMode="auto">
+                  <pic:spPr>
                     <a:xfrm>
                       <a:off x="0" y="0"/>
-                      <a:ext cx="4210050" cy="2986405"/>
+                      <a:ext cx="3165905" cy="3016921"/>
                     </a:xfrm>
                     <a:prstGeom prst="rect">
                       <a:avLst/>
@@ -2381,6 +2980,11 @@
       </w:r>
     </w:p>
     <w:p>
+      <w:pPr>
+        <w:rPr>
+          <w:noProof/>
+        </w:rPr>
+      </w:pPr>
       <w:r>
         <w:rPr>
           <w:rFonts w:ascii="Times New Roman" w:hAnsi="Times New Roman" w:cs="Times New Roman"/>
@@ -2392,15 +2996,17 @@
       <w:r>
         <w:t xml:space="preserve"> </w:t>
       </w:r>
+    </w:p>
+    <w:p>
       <w:r>
         <w:rPr>
           <w:noProof/>
         </w:rPr>
         <w:drawing>
-          <wp:inline distT="0" distB="0" distL="0" distR="0" wp14:anchorId="5B7DB564" wp14:editId="00A4AF86">
-            <wp:extent cx="4963160" cy="3083560"/>
-            <wp:effectExtent l="0" t="0" r="0" b="0"/>
-            <wp:docPr id="18" name="Рисунок 20"/>
+          <wp:inline distT="0" distB="0" distL="0" distR="0" wp14:anchorId="4A5E57EA" wp14:editId="57977200">
+            <wp:extent cx="2641032" cy="2524125"/>
+            <wp:effectExtent l="0" t="0" r="6985" b="0"/>
+            <wp:docPr id="2060028878" name="Рисунок 1"/>
             <wp:cNvGraphicFramePr>
               <a:graphicFrameLocks xmlns:a="http://schemas.openxmlformats.org/drawingml/2006/main" noChangeAspect="1"/>
             </wp:cNvGraphicFramePr>
@@ -2408,10 +3014,8 @@
               <a:graphicData uri="http://schemas.openxmlformats.org/drawingml/2006/picture">
                 <pic:pic xmlns:pic="http://schemas.openxmlformats.org/drawingml/2006/picture">
                   <pic:nvPicPr>
-                    <pic:cNvPr id="18" name="Рисунок 20"/>
-                    <pic:cNvPicPr>
-                      <a:picLocks noChangeAspect="1" noChangeArrowheads="1"/>
-                    </pic:cNvPicPr>
+                    <pic:cNvPr id="2060028878" name=""/>
+                    <pic:cNvPicPr/>
                   </pic:nvPicPr>
                   <pic:blipFill>
                     <a:blip r:embed="rId25"/>
@@ -2419,10 +3023,10 @@
                       <a:fillRect/>
                     </a:stretch>
                   </pic:blipFill>
-                  <pic:spPr bwMode="auto">
+                  <pic:spPr>
                     <a:xfrm>
                       <a:off x="0" y="0"/>
-                      <a:ext cx="4963160" cy="3083560"/>
+                      <a:ext cx="2647234" cy="2530053"/>
                     </a:xfrm>
                     <a:prstGeom prst="rect">
                       <a:avLst/>
@@ -2463,7 +3067,35 @@
           <w:sz w:val="28"/>
           <w:szCs w:val="28"/>
         </w:rPr>
-        <w:t>А) Случайный неориентированный граф (10 вершин, p=0.35):</w:t>
+        <w:t>А) Случайный неориентированный граф (</w:t>
+      </w:r>
+      <w:r>
+        <w:rPr>
+          <w:sz w:val="28"/>
+          <w:szCs w:val="28"/>
+        </w:rPr>
+        <w:t>5</w:t>
+      </w:r>
+      <w:r>
+        <w:rPr>
+          <w:sz w:val="28"/>
+          <w:szCs w:val="28"/>
+        </w:rPr>
+        <w:t xml:space="preserve"> вершин, p=0.</w:t>
+      </w:r>
+      <w:r>
+        <w:rPr>
+          <w:sz w:val="28"/>
+          <w:szCs w:val="28"/>
+        </w:rPr>
+        <w:t>5</w:t>
+      </w:r>
+      <w:r>
+        <w:rPr>
+          <w:sz w:val="28"/>
+          <w:szCs w:val="28"/>
+        </w:rPr>
+        <w:t>):</w:t>
       </w:r>
     </w:p>
     <w:p>
@@ -2473,10 +3105,10 @@
         </w:rPr>
         <w:lastRenderedPageBreak/>
         <w:drawing>
-          <wp:inline distT="0" distB="0" distL="0" distR="0" wp14:anchorId="48EE5443" wp14:editId="7A236B19">
-            <wp:extent cx="4314825" cy="3103245"/>
+          <wp:inline distT="0" distB="0" distL="0" distR="0" wp14:anchorId="70E5C6B2" wp14:editId="26B86FF3">
+            <wp:extent cx="3448050" cy="3227535"/>
             <wp:effectExtent l="0" t="0" r="0" b="0"/>
-            <wp:docPr id="19" name="Рисунок 21"/>
+            <wp:docPr id="971749065" name="Рисунок 1"/>
             <wp:cNvGraphicFramePr>
               <a:graphicFrameLocks xmlns:a="http://schemas.openxmlformats.org/drawingml/2006/main" noChangeAspect="1"/>
             </wp:cNvGraphicFramePr>
@@ -2484,10 +3116,8 @@
               <a:graphicData uri="http://schemas.openxmlformats.org/drawingml/2006/picture">
                 <pic:pic xmlns:pic="http://schemas.openxmlformats.org/drawingml/2006/picture">
                   <pic:nvPicPr>
-                    <pic:cNvPr id="19" name="Рисунок 21"/>
-                    <pic:cNvPicPr>
-                      <a:picLocks noChangeAspect="1" noChangeArrowheads="1"/>
-                    </pic:cNvPicPr>
+                    <pic:cNvPr id="971749065" name=""/>
+                    <pic:cNvPicPr/>
                   </pic:nvPicPr>
                   <pic:blipFill>
                     <a:blip r:embed="rId26"/>
@@ -2495,10 +3125,10 @@
                       <a:fillRect/>
                     </a:stretch>
                   </pic:blipFill>
-                  <pic:spPr bwMode="auto">
+                  <pic:spPr>
                     <a:xfrm>
                       <a:off x="0" y="0"/>
-                      <a:ext cx="4314825" cy="3103245"/>
+                      <a:ext cx="3454860" cy="3233910"/>
                     </a:xfrm>
                     <a:prstGeom prst="rect">
                       <a:avLst/>
@@ -2512,26 +3142,65 @@
       </w:r>
     </w:p>
     <w:p>
-      <w:r>
-        <w:rPr>
-          <w:rFonts w:ascii="Times New Roman" w:hAnsi="Times New Roman" w:cs="Times New Roman"/>
-          <w:sz w:val="28"/>
-          <w:szCs w:val="28"/>
-        </w:rPr>
-        <w:t>Б) Случайный орграф (8 вершин, p=0.4):</w:t>
+      <w:pPr>
+        <w:rPr>
+          <w:noProof/>
+        </w:rPr>
+      </w:pPr>
+      <w:r>
+        <w:rPr>
+          <w:rFonts w:ascii="Times New Roman" w:hAnsi="Times New Roman" w:cs="Times New Roman"/>
+          <w:sz w:val="28"/>
+          <w:szCs w:val="28"/>
+        </w:rPr>
+        <w:t>Б) Случайный орграф (</w:t>
+      </w:r>
+      <w:r>
+        <w:rPr>
+          <w:rFonts w:ascii="Times New Roman" w:hAnsi="Times New Roman" w:cs="Times New Roman"/>
+          <w:sz w:val="28"/>
+          <w:szCs w:val="28"/>
+        </w:rPr>
+        <w:t>7</w:t>
+      </w:r>
+      <w:r>
+        <w:rPr>
+          <w:rFonts w:ascii="Times New Roman" w:hAnsi="Times New Roman" w:cs="Times New Roman"/>
+          <w:sz w:val="28"/>
+          <w:szCs w:val="28"/>
+        </w:rPr>
+        <w:t xml:space="preserve"> вершин, p=0.</w:t>
+      </w:r>
+      <w:r>
+        <w:rPr>
+          <w:rFonts w:ascii="Times New Roman" w:hAnsi="Times New Roman" w:cs="Times New Roman"/>
+          <w:sz w:val="28"/>
+          <w:szCs w:val="28"/>
+        </w:rPr>
+        <w:t>6</w:t>
+      </w:r>
+      <w:r>
+        <w:rPr>
+          <w:rFonts w:ascii="Times New Roman" w:hAnsi="Times New Roman" w:cs="Times New Roman"/>
+          <w:sz w:val="28"/>
+          <w:szCs w:val="28"/>
+        </w:rPr>
+        <w:t>):</w:t>
       </w:r>
       <w:r>
         <w:t xml:space="preserve"> </w:t>
       </w:r>
+    </w:p>
+    <w:p>
       <w:r>
         <w:rPr>
           <w:noProof/>
         </w:rPr>
         <w:drawing>
-          <wp:inline distT="0" distB="0" distL="0" distR="0" wp14:anchorId="3BD0A4CE" wp14:editId="4E4F3D17">
-            <wp:extent cx="4486275" cy="2526665"/>
-            <wp:effectExtent l="0" t="0" r="0" b="0"/>
-            <wp:docPr id="20" name="Рисунок 22"/>
+          <wp:inline distT="0" distB="0" distL="0" distR="0" wp14:anchorId="6AEA969E" wp14:editId="0E23BCC5">
+            <wp:extent cx="3289521" cy="2981325"/>
+            <wp:effectExtent l="0" t="0" r="6350" b="0"/>
+            <wp:docPr id="264769051" name="Рисунок 1"/>
             <wp:cNvGraphicFramePr>
               <a:graphicFrameLocks xmlns:a="http://schemas.openxmlformats.org/drawingml/2006/main" noChangeAspect="1"/>
             </wp:cNvGraphicFramePr>
@@ -2539,10 +3208,8 @@
               <a:graphicData uri="http://schemas.openxmlformats.org/drawingml/2006/picture">
                 <pic:pic xmlns:pic="http://schemas.openxmlformats.org/drawingml/2006/picture">
                   <pic:nvPicPr>
-                    <pic:cNvPr id="20" name="Рисунок 22"/>
-                    <pic:cNvPicPr>
-                      <a:picLocks noChangeAspect="1" noChangeArrowheads="1"/>
-                    </pic:cNvPicPr>
+                    <pic:cNvPr id="264769051" name=""/>
+                    <pic:cNvPicPr/>
                   </pic:nvPicPr>
                   <pic:blipFill>
                     <a:blip r:embed="rId27"/>
@@ -2550,10 +3217,10 @@
                       <a:fillRect/>
                     </a:stretch>
                   </pic:blipFill>
-                  <pic:spPr bwMode="auto">
+                  <pic:spPr>
                     <a:xfrm>
                       <a:off x="0" y="0"/>
-                      <a:ext cx="4486275" cy="2526665"/>
+                      <a:ext cx="3302423" cy="2993018"/>
                     </a:xfrm>
                     <a:prstGeom prst="rect">
                       <a:avLst/>
@@ -2613,25 +3280,74 @@
       </w:r>
     </w:p>
     <w:p>
-      <w:r>
-        <w:rPr>
-          <w:sz w:val="28"/>
-          <w:szCs w:val="28"/>
-        </w:rPr>
-        <w:t>Создаем случайный двудольный граф (доли 6+4, p=0.6). Множество вершин разбито на доли, которые окрашены в разные цвета (зеленый и красный):</w:t>
+      <w:pPr>
+        <w:rPr>
+          <w:noProof/>
+        </w:rPr>
+      </w:pPr>
+      <w:r>
+        <w:rPr>
+          <w:sz w:val="28"/>
+          <w:szCs w:val="28"/>
+        </w:rPr>
+        <w:t xml:space="preserve">Создаем случайный двудольный граф (доли </w:t>
+      </w:r>
+      <w:r>
+        <w:rPr>
+          <w:sz w:val="28"/>
+          <w:szCs w:val="28"/>
+        </w:rPr>
+        <w:t>5</w:t>
+      </w:r>
+      <w:r>
+        <w:rPr>
+          <w:sz w:val="28"/>
+          <w:szCs w:val="28"/>
+        </w:rPr>
+        <w:t>+</w:t>
+      </w:r>
+      <w:r>
+        <w:rPr>
+          <w:sz w:val="28"/>
+          <w:szCs w:val="28"/>
+        </w:rPr>
+        <w:t>7</w:t>
+      </w:r>
+      <w:r>
+        <w:rPr>
+          <w:sz w:val="28"/>
+          <w:szCs w:val="28"/>
+        </w:rPr>
+        <w:t>, p=0.</w:t>
+      </w:r>
+      <w:r>
+        <w:rPr>
+          <w:sz w:val="28"/>
+          <w:szCs w:val="28"/>
+        </w:rPr>
+        <w:t>7</w:t>
+      </w:r>
+      <w:r>
+        <w:rPr>
+          <w:sz w:val="28"/>
+          <w:szCs w:val="28"/>
+        </w:rPr>
+        <w:t>). Множество вершин разбито на доли, которые окрашены в разные цвета (зеленый и красный):</w:t>
       </w:r>
       <w:r>
         <w:t xml:space="preserve"> </w:t>
       </w:r>
+    </w:p>
+    <w:p>
       <w:r>
         <w:rPr>
           <w:noProof/>
         </w:rPr>
         <w:drawing>
-          <wp:inline distT="0" distB="0" distL="0" distR="0" wp14:anchorId="50E7756B" wp14:editId="5A907072">
-            <wp:extent cx="5940425" cy="3352800"/>
+          <wp:inline distT="0" distB="0" distL="0" distR="0" wp14:anchorId="3A16CF69" wp14:editId="3B04D150">
+            <wp:extent cx="5514975" cy="3090272"/>
             <wp:effectExtent l="0" t="0" r="0" b="0"/>
-            <wp:docPr id="21" name="Рисунок 23"/>
+            <wp:docPr id="1548805339" name="Рисунок 1"/>
             <wp:cNvGraphicFramePr>
               <a:graphicFrameLocks xmlns:a="http://schemas.openxmlformats.org/drawingml/2006/main" noChangeAspect="1"/>
             </wp:cNvGraphicFramePr>
@@ -2639,10 +3355,8 @@
               <a:graphicData uri="http://schemas.openxmlformats.org/drawingml/2006/picture">
                 <pic:pic xmlns:pic="http://schemas.openxmlformats.org/drawingml/2006/picture">
                   <pic:nvPicPr>
-                    <pic:cNvPr id="21" name="Рисунок 23"/>
-                    <pic:cNvPicPr>
-                      <a:picLocks noChangeAspect="1" noChangeArrowheads="1"/>
-                    </pic:cNvPicPr>
+                    <pic:cNvPr id="1548805339" name=""/>
+                    <pic:cNvPicPr/>
                   </pic:nvPicPr>
                   <pic:blipFill>
                     <a:blip r:embed="rId28"/>
@@ -2650,10 +3364,10 @@
                       <a:fillRect/>
                     </a:stretch>
                   </pic:blipFill>
-                  <pic:spPr bwMode="auto">
+                  <pic:spPr>
                     <a:xfrm>
                       <a:off x="0" y="0"/>
-                      <a:ext cx="5940425" cy="3352800"/>
+                      <a:ext cx="5525989" cy="3096444"/>
                     </a:xfrm>
                     <a:prstGeom prst="rect">
                       <a:avLst/>
@@ -2928,7 +3642,6 @@
         <w:rPr>
           <w:noProof/>
         </w:rPr>
-        <w:lastRenderedPageBreak/>
         <w:drawing>
           <wp:inline distT="0" distB="0" distL="0" distR="0" wp14:anchorId="369A1181" wp14:editId="4F9E5050">
             <wp:extent cx="2758440" cy="281940"/>
@@ -2982,6 +3695,7 @@
           <w:sz w:val="28"/>
           <w:szCs w:val="28"/>
         </w:rPr>
+        <w:lastRenderedPageBreak/>
         <w:t>3) Двудольный:</w:t>
       </w:r>
     </w:p>
@@ -3690,7 +4404,6 @@
         <w:rPr>
           <w:noProof/>
         </w:rPr>
-        <w:lastRenderedPageBreak/>
         <w:drawing>
           <wp:inline distT="0" distB="0" distL="0" distR="0" wp14:anchorId="4546ED1E" wp14:editId="4D038020">
             <wp:extent cx="2066925" cy="219075"/>
@@ -3742,6 +4455,7 @@
         <w:rPr>
           <w:noProof/>
         </w:rPr>
+        <w:lastRenderedPageBreak/>
         <w:drawing>
           <wp:inline distT="0" distB="0" distL="0" distR="0" wp14:anchorId="1A571881" wp14:editId="1A53CE47">
             <wp:extent cx="1353185" cy="247650"/>
@@ -4437,7 +5151,23 @@
           <w:sz w:val="28"/>
           <w:szCs w:val="28"/>
         </w:rPr>
-        <w:t>В ходе выполнения лабораторной работы были успешно решены все задания по варианту №2. Были выполнены операции по созданию, визуализации и анализу как ориентированных (орграфов), так и неориентированных графов (включая графы специального вида). Были построены матрицы смежности для графов, найдено дополнение графа, а также выполнено исследование ключевых свойств случайных графов. В частности, были определены связность (обычная и сильная), гамильтонов цикл, планарность, степени вершин (исхода/захода) и метрические характеристики (диаметр, радиус, центр графа). Все поставленные задачи были полностью выполнены, и цель работы достигнута.</w:t>
+        <w:t>В ходе выполнения лабораторной работы были успешно решены все задания по варианту №2</w:t>
+      </w:r>
+      <w:r>
+        <w:rPr>
+          <w:rFonts w:ascii="Times New Roman" w:hAnsi="Times New Roman" w:cs="Times New Roman"/>
+          <w:sz w:val="28"/>
+          <w:szCs w:val="28"/>
+        </w:rPr>
+        <w:t>7</w:t>
+      </w:r>
+      <w:r>
+        <w:rPr>
+          <w:rFonts w:ascii="Times New Roman" w:hAnsi="Times New Roman" w:cs="Times New Roman"/>
+          <w:sz w:val="28"/>
+          <w:szCs w:val="28"/>
+        </w:rPr>
+        <w:t>. Были выполнены операции по созданию, визуализации и анализу как ориентированных (орграфов), так и неориентированных графов (включая графы специального вида). Были построены матрицы смежности для графов, найдено дополнение графа, а также выполнено исследование ключевых свойств случайных графов. В частности, были определены связность (обычная и сильная), гамильтонов цикл, планарность, степени вершин (исхода/захода) и метрические характеристики (диаметр, радиус, центр графа). Все поставленные задачи были полностью выполнены, и цель работы достигнута.</w:t>
       </w:r>
       <w:bookmarkEnd w:id="13"/>
     </w:p>
